--- a/question/0001. 两数之和.docx
+++ b/question/0001. 两数之和.docx
@@ -7,12 +7,12 @@
         <w:pStyle w:val="2"/>
         <w:bidi w:val="0"/>
         <w:rPr>
-          <w:rFonts w:hint="eastAsia" w:ascii="微软雅黑 Light" w:hAnsi="微软雅黑 Light" w:eastAsia="微软雅黑 Light" w:cs="微软雅黑 Light"/>
-        </w:rPr>
-      </w:pPr>
-      <w:r>
-        <w:rPr>
-          <w:rFonts w:hint="eastAsia" w:ascii="微软雅黑 Light" w:hAnsi="微软雅黑 Light" w:eastAsia="微软雅黑 Light" w:cs="微软雅黑 Light"/>
+          <w:rFonts w:hint="eastAsia" w:ascii="宋体" w:hAnsi="宋体" w:eastAsia="宋体" w:cs="宋体"/>
+        </w:rPr>
+      </w:pPr>
+      <w:r>
+        <w:rPr>
+          <w:rFonts w:hint="eastAsia" w:ascii="宋体" w:hAnsi="宋体" w:eastAsia="宋体" w:cs="宋体"/>
         </w:rPr>
         <w:t>两数之和</w:t>
       </w:r>
@@ -22,13 +22,13 @@
         <w:pStyle w:val="3"/>
         <w:bidi w:val="0"/>
         <w:rPr>
-          <w:rFonts w:hint="eastAsia" w:ascii="微软雅黑 Light" w:hAnsi="微软雅黑 Light" w:eastAsia="微软雅黑 Light" w:cs="微软雅黑 Light"/>
+          <w:rFonts w:hint="eastAsia" w:ascii="黑体" w:hAnsi="黑体" w:eastAsia="黑体" w:cs="黑体"/>
           <w:lang w:val="en-US" w:eastAsia="zh-CN"/>
         </w:rPr>
       </w:pPr>
       <w:r>
         <w:rPr>
-          <w:rFonts w:hint="eastAsia" w:ascii="微软雅黑 Light" w:hAnsi="微软雅黑 Light" w:eastAsia="微软雅黑 Light" w:cs="微软雅黑 Light"/>
+          <w:rFonts w:hint="eastAsia" w:ascii="黑体" w:hAnsi="黑体" w:eastAsia="黑体" w:cs="黑体"/>
           <w:lang w:val="en-US" w:eastAsia="zh-CN"/>
         </w:rPr>
         <w:t>难度中等</w:t>
@@ -39,13 +39,13 @@
         <w:pStyle w:val="3"/>
         <w:bidi w:val="0"/>
         <w:rPr>
-          <w:rFonts w:hint="eastAsia" w:ascii="微软雅黑 Light" w:hAnsi="微软雅黑 Light" w:eastAsia="微软雅黑 Light" w:cs="微软雅黑 Light"/>
+          <w:rFonts w:hint="eastAsia" w:ascii="黑体" w:hAnsi="黑体" w:eastAsia="黑体" w:cs="黑体"/>
           <w:lang w:val="en-US" w:eastAsia="zh-CN"/>
         </w:rPr>
       </w:pPr>
       <w:r>
         <w:rPr>
-          <w:rFonts w:hint="eastAsia" w:ascii="微软雅黑 Light" w:hAnsi="微软雅黑 Light" w:eastAsia="微软雅黑 Light" w:cs="微软雅黑 Light"/>
+          <w:rFonts w:hint="eastAsia" w:ascii="黑体" w:hAnsi="黑体" w:eastAsia="黑体" w:cs="黑体"/>
           <w:lang w:val="en-US" w:eastAsia="zh-CN"/>
         </w:rPr>
         <w:t>题目</w:t>
@@ -54,12 +54,12 @@
     <w:p>
       <w:pPr>
         <w:rPr>
-          <w:rFonts w:hint="eastAsia" w:ascii="微软雅黑 Light" w:hAnsi="微软雅黑 Light" w:eastAsia="微软雅黑 Light" w:cs="微软雅黑 Light"/>
-        </w:rPr>
-      </w:pPr>
-      <w:r>
-        <w:rPr>
-          <w:rFonts w:hint="eastAsia" w:ascii="微软雅黑 Light" w:hAnsi="微软雅黑 Light" w:eastAsia="微软雅黑 Light" w:cs="微软雅黑 Light"/>
+          <w:rFonts w:hint="eastAsia" w:ascii="宋体" w:hAnsi="宋体" w:eastAsia="宋体" w:cs="宋体"/>
+        </w:rPr>
+      </w:pPr>
+      <w:r>
+        <w:rPr>
+          <w:rFonts w:hint="eastAsia" w:ascii="宋体" w:hAnsi="宋体" w:eastAsia="宋体" w:cs="宋体"/>
         </w:rPr>
         <w:t>给定一个整数数组 nums 和一个整数目标值 target，请你在该数组中找出和为目标值的那两个整数，并返回它们的数组下标。</w:t>
       </w:r>
@@ -67,12 +67,12 @@
     <w:p>
       <w:pPr>
         <w:rPr>
-          <w:rFonts w:hint="eastAsia" w:ascii="微软雅黑 Light" w:hAnsi="微软雅黑 Light" w:eastAsia="微软雅黑 Light" w:cs="微软雅黑 Light"/>
-        </w:rPr>
-      </w:pPr>
-      <w:r>
-        <w:rPr>
-          <w:rFonts w:hint="eastAsia" w:ascii="微软雅黑 Light" w:hAnsi="微软雅黑 Light" w:eastAsia="微软雅黑 Light" w:cs="微软雅黑 Light"/>
+          <w:rFonts w:hint="eastAsia" w:ascii="宋体" w:hAnsi="宋体" w:eastAsia="宋体" w:cs="宋体"/>
+        </w:rPr>
+      </w:pPr>
+      <w:r>
+        <w:rPr>
+          <w:rFonts w:hint="eastAsia" w:ascii="宋体" w:hAnsi="宋体" w:eastAsia="宋体" w:cs="宋体"/>
         </w:rPr>
         <w:t>你可以假设每种输入只会对应一个答案。但是，数组中同一个元素不能使用两遍。</w:t>
       </w:r>
@@ -80,12 +80,12 @@
     <w:p>
       <w:pPr>
         <w:rPr>
-          <w:rFonts w:hint="eastAsia" w:ascii="微软雅黑 Light" w:hAnsi="微软雅黑 Light" w:eastAsia="微软雅黑 Light" w:cs="微软雅黑 Light"/>
-        </w:rPr>
-      </w:pPr>
-      <w:r>
-        <w:rPr>
-          <w:rFonts w:hint="eastAsia" w:ascii="微软雅黑 Light" w:hAnsi="微软雅黑 Light" w:eastAsia="微软雅黑 Light" w:cs="微软雅黑 Light"/>
+          <w:rFonts w:hint="eastAsia" w:ascii="宋体" w:hAnsi="宋体" w:eastAsia="宋体" w:cs="宋体"/>
+        </w:rPr>
+      </w:pPr>
+      <w:r>
+        <w:rPr>
+          <w:rFonts w:hint="eastAsia" w:ascii="宋体" w:hAnsi="宋体" w:eastAsia="宋体" w:cs="宋体"/>
         </w:rPr>
         <w:t>你可以按任意顺序返回答案。</w:t>
       </w:r>
@@ -95,27 +95,29 @@
         <w:pStyle w:val="3"/>
         <w:bidi w:val="0"/>
         <w:rPr>
-          <w:rFonts w:hint="eastAsia" w:ascii="微软雅黑 Light" w:hAnsi="微软雅黑 Light" w:eastAsia="微软雅黑 Light" w:cs="微软雅黑 Light"/>
+          <w:rFonts w:hint="eastAsia" w:ascii="黑体" w:hAnsi="黑体" w:eastAsia="黑体" w:cs="黑体"/>
           <w:lang w:val="en-US" w:eastAsia="zh-CN"/>
         </w:rPr>
       </w:pPr>
       <w:r>
         <w:rPr>
-          <w:rFonts w:hint="eastAsia" w:ascii="微软雅黑 Light" w:hAnsi="微软雅黑 Light" w:eastAsia="微软雅黑 Light" w:cs="微软雅黑 Light"/>
+          <w:rFonts w:hint="eastAsia" w:ascii="黑体" w:hAnsi="黑体" w:eastAsia="黑体" w:cs="黑体"/>
           <w:lang w:val="en-US" w:eastAsia="zh-CN"/>
         </w:rPr>
         <w:t>示例</w:t>
       </w:r>
-    </w:p>
-    <w:p>
-      <w:pPr>
-        <w:rPr>
-          <w:rFonts w:hint="eastAsia" w:ascii="微软雅黑 Light" w:hAnsi="微软雅黑 Light" w:eastAsia="微软雅黑 Light" w:cs="微软雅黑 Light"/>
-        </w:rPr>
-      </w:pPr>
-      <w:r>
-        <w:rPr>
-          <w:rFonts w:hint="eastAsia" w:ascii="微软雅黑 Light" w:hAnsi="微软雅黑 Light" w:eastAsia="微软雅黑 Light" w:cs="微软雅黑 Light"/>
+      <w:bookmarkStart w:id="0" w:name="_GoBack"/>
+      <w:bookmarkEnd w:id="0"/>
+    </w:p>
+    <w:p>
+      <w:pPr>
+        <w:rPr>
+          <w:rFonts w:hint="eastAsia" w:ascii="宋体" w:hAnsi="宋体" w:eastAsia="宋体" w:cs="宋体"/>
+        </w:rPr>
+      </w:pPr>
+      <w:r>
+        <w:rPr>
+          <w:rFonts w:hint="eastAsia" w:ascii="宋体" w:hAnsi="宋体" w:eastAsia="宋体" w:cs="宋体"/>
         </w:rPr>
         <w:t>示例 1：</w:t>
       </w:r>
@@ -123,12 +125,12 @@
     <w:p>
       <w:pPr>
         <w:rPr>
-          <w:rFonts w:hint="eastAsia" w:ascii="微软雅黑 Light" w:hAnsi="微软雅黑 Light" w:eastAsia="微软雅黑 Light" w:cs="微软雅黑 Light"/>
-        </w:rPr>
-      </w:pPr>
-      <w:r>
-        <w:rPr>
-          <w:rFonts w:hint="eastAsia" w:ascii="微软雅黑 Light" w:hAnsi="微软雅黑 Light" w:eastAsia="微软雅黑 Light" w:cs="微软雅黑 Light"/>
+          <w:rFonts w:hint="eastAsia" w:ascii="宋体" w:hAnsi="宋体" w:eastAsia="宋体" w:cs="宋体"/>
+        </w:rPr>
+      </w:pPr>
+      <w:r>
+        <w:rPr>
+          <w:rFonts w:hint="eastAsia" w:ascii="宋体" w:hAnsi="宋体" w:eastAsia="宋体" w:cs="宋体"/>
         </w:rPr>
         <w:t>输入：nums = [2,7,11,15], target = 9</w:t>
       </w:r>
@@ -136,12 +138,12 @@
     <w:p>
       <w:pPr>
         <w:rPr>
-          <w:rFonts w:hint="eastAsia" w:ascii="微软雅黑 Light" w:hAnsi="微软雅黑 Light" w:eastAsia="微软雅黑 Light" w:cs="微软雅黑 Light"/>
-        </w:rPr>
-      </w:pPr>
-      <w:r>
-        <w:rPr>
-          <w:rFonts w:hint="eastAsia" w:ascii="微软雅黑 Light" w:hAnsi="微软雅黑 Light" w:eastAsia="微软雅黑 Light" w:cs="微软雅黑 Light"/>
+          <w:rFonts w:hint="eastAsia" w:ascii="宋体" w:hAnsi="宋体" w:eastAsia="宋体" w:cs="宋体"/>
+        </w:rPr>
+      </w:pPr>
+      <w:r>
+        <w:rPr>
+          <w:rFonts w:hint="eastAsia" w:ascii="宋体" w:hAnsi="宋体" w:eastAsia="宋体" w:cs="宋体"/>
         </w:rPr>
         <w:t>输出：[0,1]</w:t>
       </w:r>
@@ -149,12 +151,12 @@
     <w:p>
       <w:pPr>
         <w:rPr>
-          <w:rFonts w:hint="eastAsia" w:ascii="微软雅黑 Light" w:hAnsi="微软雅黑 Light" w:eastAsia="微软雅黑 Light" w:cs="微软雅黑 Light"/>
-        </w:rPr>
-      </w:pPr>
-      <w:r>
-        <w:rPr>
-          <w:rFonts w:hint="eastAsia" w:ascii="微软雅黑 Light" w:hAnsi="微软雅黑 Light" w:eastAsia="微软雅黑 Light" w:cs="微软雅黑 Light"/>
+          <w:rFonts w:hint="eastAsia" w:ascii="宋体" w:hAnsi="宋体" w:eastAsia="宋体" w:cs="宋体"/>
+        </w:rPr>
+      </w:pPr>
+      <w:r>
+        <w:rPr>
+          <w:rFonts w:hint="eastAsia" w:ascii="宋体" w:hAnsi="宋体" w:eastAsia="宋体" w:cs="宋体"/>
         </w:rPr>
         <w:t>解释：因为 nums[0] + nums[1] == 9 ，返回 [0, 1] 。</w:t>
       </w:r>
@@ -162,12 +164,12 @@
     <w:p>
       <w:pPr>
         <w:rPr>
-          <w:rFonts w:hint="eastAsia" w:ascii="微软雅黑 Light" w:hAnsi="微软雅黑 Light" w:eastAsia="微软雅黑 Light" w:cs="微软雅黑 Light"/>
-        </w:rPr>
-      </w:pPr>
-      <w:r>
-        <w:rPr>
-          <w:rFonts w:hint="eastAsia" w:ascii="微软雅黑 Light" w:hAnsi="微软雅黑 Light" w:eastAsia="微软雅黑 Light" w:cs="微软雅黑 Light"/>
+          <w:rFonts w:hint="eastAsia" w:ascii="宋体" w:hAnsi="宋体" w:eastAsia="宋体" w:cs="宋体"/>
+        </w:rPr>
+      </w:pPr>
+      <w:r>
+        <w:rPr>
+          <w:rFonts w:hint="eastAsia" w:ascii="宋体" w:hAnsi="宋体" w:eastAsia="宋体" w:cs="宋体"/>
         </w:rPr>
         <w:t>示例 2：</w:t>
       </w:r>
@@ -175,12 +177,12 @@
     <w:p>
       <w:pPr>
         <w:rPr>
-          <w:rFonts w:hint="eastAsia" w:ascii="微软雅黑 Light" w:hAnsi="微软雅黑 Light" w:eastAsia="微软雅黑 Light" w:cs="微软雅黑 Light"/>
-        </w:rPr>
-      </w:pPr>
-      <w:r>
-        <w:rPr>
-          <w:rFonts w:hint="eastAsia" w:ascii="微软雅黑 Light" w:hAnsi="微软雅黑 Light" w:eastAsia="微软雅黑 Light" w:cs="微软雅黑 Light"/>
+          <w:rFonts w:hint="eastAsia" w:ascii="宋体" w:hAnsi="宋体" w:eastAsia="宋体" w:cs="宋体"/>
+        </w:rPr>
+      </w:pPr>
+      <w:r>
+        <w:rPr>
+          <w:rFonts w:hint="eastAsia" w:ascii="宋体" w:hAnsi="宋体" w:eastAsia="宋体" w:cs="宋体"/>
         </w:rPr>
         <w:t>输入：nums = [3,2,4], target = 6</w:t>
       </w:r>
@@ -188,12 +190,12 @@
     <w:p>
       <w:pPr>
         <w:rPr>
-          <w:rFonts w:hint="eastAsia" w:ascii="微软雅黑 Light" w:hAnsi="微软雅黑 Light" w:eastAsia="微软雅黑 Light" w:cs="微软雅黑 Light"/>
-        </w:rPr>
-      </w:pPr>
-      <w:r>
-        <w:rPr>
-          <w:rFonts w:hint="eastAsia" w:ascii="微软雅黑 Light" w:hAnsi="微软雅黑 Light" w:eastAsia="微软雅黑 Light" w:cs="微软雅黑 Light"/>
+          <w:rFonts w:hint="eastAsia" w:ascii="宋体" w:hAnsi="宋体" w:eastAsia="宋体" w:cs="宋体"/>
+        </w:rPr>
+      </w:pPr>
+      <w:r>
+        <w:rPr>
+          <w:rFonts w:hint="eastAsia" w:ascii="宋体" w:hAnsi="宋体" w:eastAsia="宋体" w:cs="宋体"/>
         </w:rPr>
         <w:t>输出：[1,2]</w:t>
       </w:r>
@@ -201,12 +203,12 @@
     <w:p>
       <w:pPr>
         <w:rPr>
-          <w:rFonts w:hint="eastAsia" w:ascii="微软雅黑 Light" w:hAnsi="微软雅黑 Light" w:eastAsia="微软雅黑 Light" w:cs="微软雅黑 Light"/>
-        </w:rPr>
-      </w:pPr>
-      <w:r>
-        <w:rPr>
-          <w:rFonts w:hint="eastAsia" w:ascii="微软雅黑 Light" w:hAnsi="微软雅黑 Light" w:eastAsia="微软雅黑 Light" w:cs="微软雅黑 Light"/>
+          <w:rFonts w:hint="eastAsia" w:ascii="宋体" w:hAnsi="宋体" w:eastAsia="宋体" w:cs="宋体"/>
+        </w:rPr>
+      </w:pPr>
+      <w:r>
+        <w:rPr>
+          <w:rFonts w:hint="eastAsia" w:ascii="宋体" w:hAnsi="宋体" w:eastAsia="宋体" w:cs="宋体"/>
         </w:rPr>
         <w:t>示例 3：</w:t>
       </w:r>
@@ -214,12 +216,12 @@
     <w:p>
       <w:pPr>
         <w:rPr>
-          <w:rFonts w:hint="eastAsia" w:ascii="微软雅黑 Light" w:hAnsi="微软雅黑 Light" w:eastAsia="微软雅黑 Light" w:cs="微软雅黑 Light"/>
-        </w:rPr>
-      </w:pPr>
-      <w:r>
-        <w:rPr>
-          <w:rFonts w:hint="eastAsia" w:ascii="微软雅黑 Light" w:hAnsi="微软雅黑 Light" w:eastAsia="微软雅黑 Light" w:cs="微软雅黑 Light"/>
+          <w:rFonts w:hint="eastAsia" w:ascii="宋体" w:hAnsi="宋体" w:eastAsia="宋体" w:cs="宋体"/>
+        </w:rPr>
+      </w:pPr>
+      <w:r>
+        <w:rPr>
+          <w:rFonts w:hint="eastAsia" w:ascii="宋体" w:hAnsi="宋体" w:eastAsia="宋体" w:cs="宋体"/>
         </w:rPr>
         <w:t>输入：nums = [3,3], target = 6</w:t>
       </w:r>
@@ -227,12 +229,12 @@
     <w:p>
       <w:pPr>
         <w:rPr>
-          <w:rFonts w:hint="eastAsia" w:ascii="微软雅黑 Light" w:hAnsi="微软雅黑 Light" w:eastAsia="微软雅黑 Light" w:cs="微软雅黑 Light"/>
-        </w:rPr>
-      </w:pPr>
-      <w:r>
-        <w:rPr>
-          <w:rFonts w:hint="eastAsia" w:ascii="微软雅黑 Light" w:hAnsi="微软雅黑 Light" w:eastAsia="微软雅黑 Light" w:cs="微软雅黑 Light"/>
+          <w:rFonts w:hint="eastAsia" w:ascii="宋体" w:hAnsi="宋体" w:eastAsia="宋体" w:cs="宋体"/>
+        </w:rPr>
+      </w:pPr>
+      <w:r>
+        <w:rPr>
+          <w:rFonts w:hint="eastAsia" w:ascii="宋体" w:hAnsi="宋体" w:eastAsia="宋体" w:cs="宋体"/>
         </w:rPr>
         <w:t>输出：[0,1]</w:t>
       </w:r>
@@ -242,12 +244,12 @@
         <w:pStyle w:val="3"/>
         <w:bidi w:val="0"/>
         <w:rPr>
-          <w:rFonts w:hint="eastAsia" w:ascii="微软雅黑 Light" w:hAnsi="微软雅黑 Light" w:eastAsia="微软雅黑 Light" w:cs="微软雅黑 Light"/>
-        </w:rPr>
-      </w:pPr>
-      <w:r>
-        <w:rPr>
-          <w:rFonts w:hint="eastAsia" w:ascii="微软雅黑 Light" w:hAnsi="微软雅黑 Light" w:eastAsia="微软雅黑 Light" w:cs="微软雅黑 Light"/>
+          <w:rFonts w:hint="eastAsia"/>
+        </w:rPr>
+      </w:pPr>
+      <w:r>
+        <w:rPr>
+          <w:rFonts w:hint="eastAsia"/>
         </w:rPr>
         <w:t>提示</w:t>
       </w:r>
@@ -260,17 +262,15 @@
         </w:numPr>
         <w:ind w:left="420" w:leftChars="0" w:hanging="420" w:firstLineChars="0"/>
         <w:rPr>
-          <w:rFonts w:hint="eastAsia" w:ascii="微软雅黑 Light" w:hAnsi="微软雅黑 Light" w:eastAsia="微软雅黑 Light" w:cs="微软雅黑 Light"/>
-        </w:rPr>
-      </w:pPr>
-      <w:r>
-        <w:rPr>
-          <w:rFonts w:hint="eastAsia" w:ascii="微软雅黑 Light" w:hAnsi="微软雅黑 Light" w:eastAsia="微软雅黑 Light" w:cs="微软雅黑 Light"/>
+          <w:rFonts w:hint="eastAsia" w:ascii="宋体" w:hAnsi="宋体" w:eastAsia="宋体" w:cs="宋体"/>
+        </w:rPr>
+      </w:pPr>
+      <w:r>
+        <w:rPr>
+          <w:rFonts w:hint="eastAsia" w:ascii="宋体" w:hAnsi="宋体" w:eastAsia="宋体" w:cs="宋体"/>
         </w:rPr>
         <w:t>2 &lt;= nums.length &lt;= 103</w:t>
       </w:r>
-      <w:bookmarkStart w:id="0" w:name="_GoBack"/>
-      <w:bookmarkEnd w:id="0"/>
     </w:p>
     <w:p>
       <w:pPr>
@@ -280,12 +280,12 @@
         </w:numPr>
         <w:ind w:left="420" w:leftChars="0" w:hanging="420" w:firstLineChars="0"/>
         <w:rPr>
-          <w:rFonts w:hint="eastAsia" w:ascii="微软雅黑 Light" w:hAnsi="微软雅黑 Light" w:eastAsia="微软雅黑 Light" w:cs="微软雅黑 Light"/>
-        </w:rPr>
-      </w:pPr>
-      <w:r>
-        <w:rPr>
-          <w:rFonts w:hint="eastAsia" w:ascii="微软雅黑 Light" w:hAnsi="微软雅黑 Light" w:eastAsia="微软雅黑 Light" w:cs="微软雅黑 Light"/>
+          <w:rFonts w:hint="eastAsia" w:ascii="宋体" w:hAnsi="宋体" w:eastAsia="宋体" w:cs="宋体"/>
+        </w:rPr>
+      </w:pPr>
+      <w:r>
+        <w:rPr>
+          <w:rFonts w:hint="eastAsia" w:ascii="宋体" w:hAnsi="宋体" w:eastAsia="宋体" w:cs="宋体"/>
         </w:rPr>
         <w:t>-109 &lt;= nums[i] &lt;= 109</w:t>
       </w:r>
@@ -298,12 +298,12 @@
         </w:numPr>
         <w:ind w:left="420" w:leftChars="0" w:hanging="420" w:firstLineChars="0"/>
         <w:rPr>
-          <w:rFonts w:hint="eastAsia" w:ascii="微软雅黑 Light" w:hAnsi="微软雅黑 Light" w:eastAsia="微软雅黑 Light" w:cs="微软雅黑 Light"/>
-        </w:rPr>
-      </w:pPr>
-      <w:r>
-        <w:rPr>
-          <w:rFonts w:hint="eastAsia" w:ascii="微软雅黑 Light" w:hAnsi="微软雅黑 Light" w:eastAsia="微软雅黑 Light" w:cs="微软雅黑 Light"/>
+          <w:rFonts w:hint="eastAsia" w:ascii="宋体" w:hAnsi="宋体" w:eastAsia="宋体" w:cs="宋体"/>
+        </w:rPr>
+      </w:pPr>
+      <w:r>
+        <w:rPr>
+          <w:rFonts w:hint="eastAsia" w:ascii="宋体" w:hAnsi="宋体" w:eastAsia="宋体" w:cs="宋体"/>
         </w:rPr>
         <w:t>-109 &lt;= target &lt;= 109</w:t>
       </w:r>
@@ -316,12 +316,12 @@
         </w:numPr>
         <w:ind w:left="420" w:leftChars="0" w:hanging="420" w:firstLineChars="0"/>
         <w:rPr>
-          <w:rFonts w:hint="eastAsia" w:ascii="微软雅黑 Light" w:hAnsi="微软雅黑 Light" w:eastAsia="微软雅黑 Light" w:cs="微软雅黑 Light"/>
-        </w:rPr>
-      </w:pPr>
-      <w:r>
-        <w:rPr>
-          <w:rFonts w:hint="eastAsia" w:ascii="微软雅黑 Light" w:hAnsi="微软雅黑 Light" w:eastAsia="微软雅黑 Light" w:cs="微软雅黑 Light"/>
+          <w:rFonts w:hint="eastAsia" w:ascii="宋体" w:hAnsi="宋体" w:eastAsia="宋体" w:cs="宋体"/>
+        </w:rPr>
+      </w:pPr>
+      <w:r>
+        <w:rPr>
+          <w:rFonts w:hint="eastAsia" w:ascii="宋体" w:hAnsi="宋体" w:eastAsia="宋体" w:cs="宋体"/>
         </w:rPr>
         <w:t>只会存在一个有效答案</w:t>
       </w:r>
@@ -329,14 +329,14 @@
     <w:p>
       <w:pPr>
         <w:rPr>
-          <w:rFonts w:hint="eastAsia" w:ascii="微软雅黑 Light" w:hAnsi="微软雅黑 Light" w:eastAsia="微软雅黑 Light" w:cs="微软雅黑 Light"/>
-        </w:rPr>
-      </w:pPr>
-    </w:p>
-    <w:p>
-      <w:pPr>
-        <w:rPr>
-          <w:rFonts w:hint="eastAsia" w:ascii="微软雅黑 Light" w:hAnsi="微软雅黑 Light" w:eastAsia="微软雅黑 Light" w:cs="微软雅黑 Light"/>
+          <w:rFonts w:hint="eastAsia" w:ascii="宋体" w:hAnsi="宋体" w:eastAsia="宋体" w:cs="宋体"/>
+        </w:rPr>
+      </w:pPr>
+    </w:p>
+    <w:p>
+      <w:pPr>
+        <w:rPr>
+          <w:rFonts w:hint="eastAsia" w:ascii="宋体" w:hAnsi="宋体" w:eastAsia="宋体" w:cs="宋体"/>
         </w:rPr>
       </w:pPr>
     </w:p>
@@ -477,7 +477,7 @@
     <w:lsdException w:unhideWhenUsed="0" w:uiPriority="0" w:semiHidden="0" w:name="Document Map"/>
     <w:lsdException w:unhideWhenUsed="0" w:uiPriority="0" w:semiHidden="0" w:name="Plain Text"/>
     <w:lsdException w:unhideWhenUsed="0" w:uiPriority="0" w:semiHidden="0" w:name="E-mail Signature"/>
-    <w:lsdException w:unhideWhenUsed="0" w:uiPriority="0" w:semiHidden="0" w:name="Normal (Web)"/>
+    <w:lsdException w:qFormat="1" w:unhideWhenUsed="0" w:uiPriority="0" w:semiHidden="0" w:name="Normal (Web)"/>
     <w:lsdException w:unhideWhenUsed="0" w:uiPriority="0" w:semiHidden="0" w:name="HTML Acronym"/>
     <w:lsdException w:unhideWhenUsed="0" w:uiPriority="0" w:semiHidden="0" w:name="HTML Address"/>
     <w:lsdException w:unhideWhenUsed="0" w:uiPriority="0" w:semiHidden="0" w:name="HTML Cite"/>
@@ -683,7 +683,7 @@
       <w:outlineLvl w:val="1"/>
     </w:pPr>
     <w:rPr>
-      <w:rFonts w:ascii="Arial" w:hAnsi="Arial" w:eastAsia="微软雅黑 Light"/>
+      <w:rFonts w:ascii="Arial" w:hAnsi="Arial" w:eastAsia="黑体"/>
       <w:b/>
       <w:sz w:val="32"/>
     </w:rPr>
@@ -764,6 +764,7 @@
   <w:style w:type="paragraph" w:styleId="6">
     <w:name w:val="Normal (Web)"/>
     <w:basedOn w:val="1"/>
+    <w:qFormat/>
     <w:uiPriority w:val="0"/>
     <w:pPr>
       <w:spacing w:before="0" w:beforeAutospacing="1" w:after="0" w:afterAutospacing="1"/>
